--- a/guess-what/unit-3-school-days/lesson-plans.docx
+++ b/guess-what/unit-3-school-days/lesson-plans.docx
@@ -217,7 +217,7 @@
                 <w:i w:val="0"/>
                 <w:sz w:val="20"/>
               </w:rPr>
-              <w:t>• Have we got (Science) on (Tuesday)? Yes, we have. / No, we haven't.</w:t>
+              <w:t>• Do we have (science) on (Tuesday)? Yes, we do. / No, we don't.</w:t>
             </w:r>
             <w:r>
               <w:br/>
@@ -229,7 +229,7 @@
                 <w:i w:val="0"/>
                 <w:sz w:val="20"/>
               </w:rPr>
-              <w:t>• What (club) has she got (in the evening)? She's got (swimming club) (in the evening).</w:t>
+              <w:t>• What (club) does she have (in the evening)? She has (swimming club) (in the evening).</w:t>
             </w:r>
           </w:p>
         </w:tc>
@@ -281,7 +281,7 @@
                 <w:i w:val="0"/>
                 <w:sz w:val="20"/>
               </w:rPr>
-              <w:t>Listening: Have you got a favourite day of the week?</w:t>
+              <w:t>Listening: Do you have a favorite day of the week?</w:t>
             </w:r>
           </w:p>
         </w:tc>
@@ -1494,7 +1494,7 @@
                 <w:i w:val="0"/>
                 <w:sz w:val="21"/>
               </w:rPr>
-              <w:t>Maths</w:t>
+              <w:t>Math</w:t>
             </w:r>
           </w:p>
         </w:tc>
@@ -2004,7 +2004,7 @@
                 <w:i w:val="0"/>
                 <w:sz w:val="21"/>
               </w:rPr>
-              <w:t>PE</w:t>
+              <w:t>P.E.</w:t>
             </w:r>
           </w:p>
         </w:tc>
@@ -2354,7 +2354,7 @@
                 <w:i w:val="0"/>
                 <w:sz w:val="20"/>
               </w:rPr>
-              <w:t xml:space="preserve">  (by the end of the lesson pupils can…)</w:t>
+              <w:t xml:space="preserve">  (by the end of the lesson students can…)</w:t>
             </w:r>
           </w:p>
         </w:tc>
@@ -2908,7 +2908,7 @@
                 <w:i w:val="0"/>
                 <w:sz w:val="19"/>
               </w:rPr>
-              <w:t>: seven pupils hold the day cards and stand in a line in the wrong order; the class tells them where to go ('Monday, here!').</w:t>
+              <w:t>: seven students hold the day cards and stand in a line in the wrong order; the class tells them where to go ('Monday, here!').</w:t>
             </w:r>
           </w:p>
         </w:tc>
@@ -3228,7 +3228,7 @@
                 <w:i w:val="0"/>
                 <w:sz w:val="19"/>
               </w:rPr>
-              <w:t>: in pairs, pupil A says 'Today is Wednesday.' Pupil B says 'Tomorrow is Thursday.' Then 'Yesterday was Tuesday.' Swap.</w:t>
+              <w:t>: in pairs, student A says 'Today is Wednesday.' Student B says 'Tomorrow is Thursday.' Then 'Yesterday was Tuesday.' Swap.</w:t>
             </w:r>
           </w:p>
         </w:tc>
@@ -3413,7 +3413,7 @@
           <w:i w:val="0"/>
           <w:sz w:val="22"/>
         </w:rPr>
-        <w:t xml:space="preserve"> Ask six pupils 'What day is it tomorrow?' without help.</w:t>
+        <w:t xml:space="preserve"> Ask six students 'What day is it tomorrow?' without help.</w:t>
       </w:r>
     </w:p>
     <w:tbl>
@@ -3515,7 +3515,7 @@
           <w:color w:val="1B6CA8"/>
           <w:sz w:val="28"/>
         </w:rPr>
-        <w:t>Lesson 2: Have we got Science on Tuesday?</w:t>
+        <w:t>Lesson 2: Do we have Science on Tuesday?</w:t>
       </w:r>
     </w:p>
     <w:tbl>
@@ -3576,7 +3576,7 @@
                 <w:i w:val="0"/>
                 <w:sz w:val="20"/>
               </w:rPr>
-              <w:t>Grammar 1 — Have we got …? Yes, we have. / No, we haven't.</w:t>
+              <w:t>Grammar 1 — Do we have …? Yes, we do. / No, we don't.</w:t>
             </w:r>
           </w:p>
         </w:tc>
@@ -3612,7 +3612,7 @@
                 <w:i w:val="0"/>
                 <w:sz w:val="20"/>
               </w:rPr>
-              <w:t xml:space="preserve">  (by the end of the lesson pupils can…)</w:t>
+              <w:t xml:space="preserve">  (by the end of the lesson students can…)</w:t>
             </w:r>
           </w:p>
         </w:tc>
@@ -3637,7 +3637,7 @@
                 <w:i w:val="0"/>
                 <w:sz w:val="20"/>
               </w:rPr>
-              <w:t>• ask and answer about the timetable: Have we got Maths on Monday?</w:t>
+              <w:t>• ask and answer about the schedule: Do we have Math on Monday?</w:t>
             </w:r>
             <w:r>
               <w:br/>
@@ -3649,7 +3649,7 @@
                 <w:i w:val="0"/>
                 <w:sz w:val="20"/>
               </w:rPr>
-              <w:t>• use on + day of the week and short answers Yes, we have. / No, we haven't.</w:t>
+              <w:t>• use on + day of the week and short answers Yes, we do. / No, we don't.</w:t>
             </w:r>
           </w:p>
         </w:tc>
@@ -3701,7 +3701,7 @@
                 <w:i w:val="0"/>
                 <w:sz w:val="20"/>
               </w:rPr>
-              <w:t>• Have we got (Science) on (Tuesday)? — Yes, we have. / No, we haven't.</w:t>
+              <w:t>• Do we have (science) on (Tuesday)? — Yes, we do. / No, we don't.</w:t>
             </w:r>
             <w:r>
               <w:br/>
@@ -3713,7 +3713,7 @@
                 <w:i w:val="0"/>
                 <w:sz w:val="20"/>
               </w:rPr>
-              <w:t>• Maths, English, Science, Art, Music, PE</w:t>
+              <w:t>• math, English, science, art, music, P.E.</w:t>
             </w:r>
           </w:p>
         </w:tc>
@@ -3765,7 +3765,7 @@
                 <w:i w:val="0"/>
                 <w:sz w:val="20"/>
               </w:rPr>
-              <w:t>• Class timetable (real or drawn on the board)</w:t>
+              <w:t>• Class schedule (real or drawn on the board)</w:t>
             </w:r>
             <w:r>
               <w:br/>
@@ -4052,7 +4052,7 @@
                 <w:i w:val="0"/>
                 <w:sz w:val="19"/>
               </w:rPr>
-              <w:t>Review days with the human-calendar game. Ask 'What lessons have we got today?'</w:t>
+              <w:t>Review days with the human-calendar game. Ask 'What lessons do we have today?'</w:t>
             </w:r>
           </w:p>
         </w:tc>
@@ -4269,7 +4269,7 @@
                 <w:i w:val="0"/>
                 <w:sz w:val="19"/>
               </w:rPr>
-              <w:t xml:space="preserve">Project the class timetable. Ask and answer with the whole class: 'Have we got Maths on Monday? Yes, we have.' 'Have we got PE on Wednesday? No, we haven't.' Underline </w:t>
+              <w:t xml:space="preserve">Project the class schedule. Ask and answer with the whole class: 'Do we have math on Monday? Yes, we do.' 'Do we have P.E. on Wednesday? No, we don't.' Underline </w:t>
             </w:r>
             <w:r>
               <w:rPr>
@@ -4392,7 +4392,7 @@
                 <w:i w:val="0"/>
                 <w:sz w:val="19"/>
               </w:rPr>
-              <w:t>Pairs: use the Student's Book timetable to ask and answer. Worksheet B exercises A (circle) and B (read Anna's timetable and answer).</w:t>
+              <w:t>Pairs: use the Student's Book schedule to ask and answer. Worksheet B exercises A (circle) and B (read Anna's schedule and answer).</w:t>
             </w:r>
           </w:p>
         </w:tc>
@@ -4495,7 +4495,7 @@
                 <w:i w:val="0"/>
                 <w:sz w:val="19"/>
               </w:rPr>
-              <w:t>Timetable interview</w:t>
+              <w:t>Schedule interview</w:t>
             </w:r>
             <w:r>
               <w:rPr>
@@ -4504,7 +4504,7 @@
                 <w:i w:val="0"/>
                 <w:sz w:val="19"/>
               </w:rPr>
-              <w:t>: pupils ask three classmates 'Have you got … on …?' and record yes / no on a grid, then report: 'We've got Art on Friday.'</w:t>
+              <w:t>: students ask three classmates 'Do you have … on …?' and record yes / no on a grid, then report: 'We have art on Friday.'</w:t>
             </w:r>
           </w:p>
         </w:tc>
@@ -4609,7 +4609,7 @@
                 <w:i w:val="0"/>
                 <w:sz w:val="19"/>
               </w:rPr>
-              <w:t>Whole class: teacher says a subject and day — pupils answer Yes, we have / No, we haven't. Homework.</w:t>
+              <w:t>Whole class: teacher says a subject and day — students answer Yes, we do / No, we don't. Homework.</w:t>
             </w:r>
           </w:p>
         </w:tc>
@@ -4666,7 +4666,7 @@
           <w:i w:val="0"/>
           <w:sz w:val="22"/>
         </w:rPr>
-        <w:t xml:space="preserve"> Copy your own school timetable in English (days and subjects).</w:t>
+        <w:t xml:space="preserve"> Copy your own school schedule in English (days and subjects).</w:t>
       </w:r>
     </w:p>
     <w:p>
@@ -4689,7 +4689,7 @@
           <w:i w:val="0"/>
           <w:sz w:val="22"/>
         </w:rPr>
-        <w:t xml:space="preserve"> Listen for have/haven't and on + day; note errors for the next lesson.</w:t>
+        <w:t xml:space="preserve"> Listen for do / don't and on + day; note errors for the next lesson.</w:t>
       </w:r>
     </w:p>
     <w:tbl>
@@ -4737,7 +4737,61 @@
                 <w:i w:val="0"/>
                 <w:sz w:val="22"/>
               </w:rPr>
-              <w:t>O'zbekcha 'bizda … bor / yo'q' — inglizcha 'we have got / we haven't got'. 'Got' ni tashlab ketishmasin.</w:t>
+              <w:t xml:space="preserve">O'zbekcha 'bizda … bormi?' — inglizcha </w:t>
+            </w:r>
+            <w:r>
+              <w:rPr>
+                <w:rFonts w:ascii="Arial" w:hAnsi="Arial" w:eastAsia="Arial"/>
+                <w:b/>
+                <w:i w:val="0"/>
+                <w:sz w:val="22"/>
+              </w:rPr>
+              <w:t>Do we have …?</w:t>
+            </w:r>
+            <w:r>
+              <w:rPr>
+                <w:rFonts w:ascii="Arial" w:hAnsi="Arial" w:eastAsia="Arial"/>
+                <w:b w:val="0"/>
+                <w:i w:val="0"/>
+                <w:sz w:val="22"/>
+              </w:rPr>
+              <w:t xml:space="preserve"> Savolni 'do' boshlaydi, 'have' esa o'zgarmaydi. Javob: Yes, we </w:t>
+            </w:r>
+            <w:r>
+              <w:rPr>
+                <w:rFonts w:ascii="Arial" w:hAnsi="Arial" w:eastAsia="Arial"/>
+                <w:b/>
+                <w:i w:val="0"/>
+                <w:sz w:val="22"/>
+              </w:rPr>
+              <w:t>do</w:t>
+            </w:r>
+            <w:r>
+              <w:rPr>
+                <w:rFonts w:ascii="Arial" w:hAnsi="Arial" w:eastAsia="Arial"/>
+                <w:b w:val="0"/>
+                <w:i w:val="0"/>
+                <w:sz w:val="22"/>
+              </w:rPr>
+              <w:t xml:space="preserve">. / No, we </w:t>
+            </w:r>
+            <w:r>
+              <w:rPr>
+                <w:rFonts w:ascii="Arial" w:hAnsi="Arial" w:eastAsia="Arial"/>
+                <w:b/>
+                <w:i w:val="0"/>
+                <w:sz w:val="22"/>
+              </w:rPr>
+              <w:t>don't</w:t>
+            </w:r>
+            <w:r>
+              <w:rPr>
+                <w:rFonts w:ascii="Arial" w:hAnsi="Arial" w:eastAsia="Arial"/>
+                <w:b w:val="0"/>
+                <w:i w:val="0"/>
+                <w:sz w:val="22"/>
+              </w:rPr>
+              <w:t>.</w:t>
             </w:r>
           </w:p>
           <w:p>
@@ -4785,7 +4839,7 @@
                 <w:i w:val="0"/>
                 <w:sz w:val="22"/>
               </w:rPr>
-              <w:t>Support: colour-code the days. Extension: ask about two subjects in one question.</w:t>
+              <w:t>Support: color-code the days. Extension: ask about two subjects in one question.</w:t>
             </w:r>
           </w:p>
         </w:tc>
@@ -4809,7 +4863,7 @@
           <w:color w:val="1B6CA8"/>
           <w:sz w:val="28"/>
         </w:rPr>
-        <w:t>Lesson 3: What club has she got?</w:t>
+        <w:t>Lesson 3: What club does she have?</w:t>
       </w:r>
     </w:p>
     <w:tbl>
@@ -4870,7 +4924,7 @@
                 <w:i w:val="0"/>
                 <w:sz w:val="20"/>
               </w:rPr>
-              <w:t>Grammar 2 — has got, clubs and parts of the day</w:t>
+              <w:t>Grammar 2 — does / has, clubs and parts of the day</w:t>
             </w:r>
           </w:p>
         </w:tc>
@@ -4906,7 +4960,7 @@
                 <w:i w:val="0"/>
                 <w:sz w:val="20"/>
               </w:rPr>
-              <w:t xml:space="preserve">  (by the end of the lesson pupils can…)</w:t>
+              <w:t xml:space="preserve">  (by the end of the lesson students can…)</w:t>
             </w:r>
           </w:p>
         </w:tc>
@@ -4931,7 +4985,7 @@
                 <w:i w:val="0"/>
                 <w:sz w:val="20"/>
               </w:rPr>
-              <w:t>• ask and answer: What club has she got in the evening? She's got swimming club.</w:t>
+              <w:t>• ask and answer: What club does she have in the evening? She has swimming club.</w:t>
             </w:r>
             <w:r>
               <w:br/>
@@ -4995,7 +5049,7 @@
                 <w:i w:val="0"/>
                 <w:sz w:val="20"/>
               </w:rPr>
-              <w:t>• What (club) has (she) got (in the evening)? — She's got (swimming club) (in the evening).</w:t>
+              <w:t>• What (club) does (she) have (in the evening)? — She has (swimming club) (in the evening).</w:t>
             </w:r>
             <w:r>
               <w:br/>
@@ -5059,7 +5113,7 @@
                 <w:i w:val="0"/>
                 <w:sz w:val="20"/>
               </w:rPr>
-              <w:t>• Club posters (swimming, chess, art, football)</w:t>
+              <w:t>• Club posters (swimming, chess, art, soccer)</w:t>
             </w:r>
             <w:r>
               <w:br/>
@@ -5346,7 +5400,7 @@
                 <w:i w:val="0"/>
                 <w:sz w:val="19"/>
               </w:rPr>
-              <w:t>Ask 'What clubs have we got at school?' and list them on the board.</w:t>
+              <w:t>Ask 'What clubs do we have at school?' and list them on the board.</w:t>
             </w:r>
           </w:p>
         </w:tc>
@@ -5460,7 +5514,7 @@
                 <w:i w:val="0"/>
                 <w:sz w:val="19"/>
               </w:rPr>
-              <w:t xml:space="preserve"> Describe a pupil's clubs ('He's got chess club on Monday.') — the class guesses the pupil.</w:t>
+              <w:t xml:space="preserve"> Describe a student's clubs ('He has chess club on Monday.') — the class guesses the student.</w:t>
             </w:r>
           </w:p>
         </w:tc>
@@ -5563,7 +5617,43 @@
                 <w:i w:val="0"/>
                 <w:sz w:val="19"/>
               </w:rPr>
-              <w:t>Show a weekly club timetable for a fictional child (Lily). Model the question and answer, then build the he / she forms: 'has got' = 's got. Compare: We've got / She's got.</w:t>
+              <w:t xml:space="preserve">Show a weekly club schedule for a fictional child (Lily). Model the question and answer, then build the he / she forms: </w:t>
+            </w:r>
+            <w:r>
+              <w:rPr>
+                <w:rFonts w:ascii="Arial" w:hAnsi="Arial" w:eastAsia="Arial"/>
+                <w:b/>
+                <w:i w:val="0"/>
+                <w:sz w:val="19"/>
+              </w:rPr>
+              <w:t>does</w:t>
+            </w:r>
+            <w:r>
+              <w:rPr>
+                <w:rFonts w:ascii="Arial" w:hAnsi="Arial" w:eastAsia="Arial"/>
+                <w:b w:val="0"/>
+                <w:i w:val="0"/>
+                <w:sz w:val="19"/>
+              </w:rPr>
+              <w:t xml:space="preserve"> + have in the question, </w:t>
+            </w:r>
+            <w:r>
+              <w:rPr>
+                <w:rFonts w:ascii="Arial" w:hAnsi="Arial" w:eastAsia="Arial"/>
+                <w:b/>
+                <w:i w:val="0"/>
+                <w:sz w:val="19"/>
+              </w:rPr>
+              <w:t>has</w:t>
+            </w:r>
+            <w:r>
+              <w:rPr>
+                <w:rFonts w:ascii="Arial" w:hAnsi="Arial" w:eastAsia="Arial"/>
+                <w:b w:val="0"/>
+                <w:i w:val="0"/>
+                <w:sz w:val="19"/>
+              </w:rPr>
+              <w:t xml:space="preserve"> in the answer. Compare: We have / She has.</w:t>
             </w:r>
           </w:p>
         </w:tc>
@@ -5780,7 +5870,7 @@
                 <w:i w:val="0"/>
                 <w:sz w:val="19"/>
               </w:rPr>
-              <w:t>: groups collect and report 'Amir has got chess club on Tuesday afternoon.'</w:t>
+              <w:t>: groups collect and report 'Amir has chess club on Tuesday afternoon.'</w:t>
             </w:r>
           </w:p>
         </w:tc>
@@ -5942,7 +6032,7 @@
           <w:i w:val="0"/>
           <w:sz w:val="22"/>
         </w:rPr>
-        <w:t xml:space="preserve"> Activity Book grammar page; write two sentences about a friend's clubs.</w:t>
+        <w:t xml:space="preserve"> Workbook grammar page; write two sentences about a friend's clubs.</w:t>
       </w:r>
     </w:p>
     <w:p>
@@ -5965,7 +6055,7 @@
           <w:i w:val="0"/>
           <w:sz w:val="22"/>
         </w:rPr>
-        <w:t xml:space="preserve"> Check has / have and 's got in the group reports.</w:t>
+        <w:t xml:space="preserve"> Check does / do and has / have in the group reports.</w:t>
       </w:r>
     </w:p>
     <w:tbl>
@@ -6013,7 +6103,25 @@
                 <w:i w:val="0"/>
                 <w:sz w:val="22"/>
               </w:rPr>
-              <w:t>'has got' — he/she/it; 'have got' — I/you/we/they. O'zbek tilida bunday farq yo'q, shuning uchun jadval yordam beradi.</w:t>
+              <w:t xml:space="preserve">Javobda 'has' — he/she/it; 'have' — I/you/we/they. Savolda esa </w:t>
+            </w:r>
+            <w:r>
+              <w:rPr>
+                <w:rFonts w:ascii="Arial" w:hAnsi="Arial" w:eastAsia="Arial"/>
+                <w:b/>
+                <w:i w:val="0"/>
+                <w:sz w:val="22"/>
+              </w:rPr>
+              <w:t>does she have …?</w:t>
+            </w:r>
+            <w:r>
+              <w:rPr>
+                <w:rFonts w:ascii="Arial" w:hAnsi="Arial" w:eastAsia="Arial"/>
+                <w:b w:val="0"/>
+                <w:i w:val="0"/>
+                <w:sz w:val="22"/>
+              </w:rPr>
+              <w:t xml:space="preserve"> ('has' emas!). O'zbek tilida bunday farq yo'q, shuning uchun jadval yordam beradi.</w:t>
             </w:r>
           </w:p>
           <w:p>
@@ -6028,7 +6136,7 @@
                 <w:i w:val="0"/>
                 <w:sz w:val="22"/>
               </w:rPr>
-              <w:t xml:space="preserve">Qisqa shakl: </w:t>
+              <w:t xml:space="preserve">Qisqa javob: Yes, she </w:t>
             </w:r>
             <w:r>
               <w:rPr>
@@ -6037,7 +6145,7 @@
                 <w:i w:val="0"/>
                 <w:sz w:val="22"/>
               </w:rPr>
-              <w:t>She's got</w:t>
+              <w:t>does</w:t>
             </w:r>
             <w:r>
               <w:rPr>
@@ -6046,7 +6154,7 @@
                 <w:i w:val="0"/>
                 <w:sz w:val="22"/>
               </w:rPr>
-              <w:t xml:space="preserve"> = She has got. </w:t>
+              <w:t xml:space="preserve">. / No, she </w:t>
             </w:r>
             <w:r>
               <w:rPr>
@@ -6055,7 +6163,7 @@
                 <w:i w:val="0"/>
                 <w:sz w:val="22"/>
               </w:rPr>
-              <w:t>We've got</w:t>
+              <w:t>doesn't</w:t>
             </w:r>
             <w:r>
               <w:rPr>
@@ -6064,7 +6172,7 @@
                 <w:i w:val="0"/>
                 <w:sz w:val="22"/>
               </w:rPr>
-              <w:t xml:space="preserve"> = We have got.</w:t>
+              <w:t>.</w:t>
             </w:r>
           </w:p>
         </w:tc>
@@ -6088,7 +6196,7 @@
           <w:color w:val="1B6CA8"/>
           <w:sz w:val="28"/>
         </w:rPr>
-        <w:t>Lesson 4: My favourite day</w:t>
+        <w:t>Lesson 4: My favorite day</w:t>
       </w:r>
     </w:p>
     <w:tbl>
@@ -6149,7 +6257,7 @@
                 <w:i w:val="0"/>
                 <w:sz w:val="20"/>
               </w:rPr>
-              <w:t>Skills: Listening — Have you got a favourite day of the week? + writing a timetable</w:t>
+              <w:t>Skills: Listening — Do you have a favorite day of the week? + writing a schedule</w:t>
             </w:r>
           </w:p>
         </w:tc>
@@ -6185,7 +6293,7 @@
                 <w:i w:val="0"/>
                 <w:sz w:val="20"/>
               </w:rPr>
-              <w:t xml:space="preserve">  (by the end of the lesson pupils can…)</w:t>
+              <w:t xml:space="preserve">  (by the end of the lesson students can…)</w:t>
             </w:r>
           </w:p>
         </w:tc>
@@ -6210,7 +6318,7 @@
                 <w:i w:val="0"/>
                 <w:sz w:val="20"/>
               </w:rPr>
-              <w:t>• listen for days and subjects and complete a timetable</w:t>
+              <w:t>• listen for days and subjects and complete a schedule</w:t>
             </w:r>
             <w:r>
               <w:br/>
@@ -6274,7 +6382,7 @@
                 <w:i w:val="0"/>
                 <w:sz w:val="20"/>
               </w:rPr>
-              <w:t xml:space="preserve">• My favourite day is …, because I've got … on … </w:t>
+              <w:t xml:space="preserve">• My favorite day is …, because I have … on … </w:t>
             </w:r>
             <w:r>
               <w:br/>
@@ -6362,7 +6470,7 @@
                 <w:i w:val="0"/>
                 <w:sz w:val="20"/>
               </w:rPr>
-              <w:t>• a blank timetable grid</w:t>
+              <w:t>• a blank schedule grid</w:t>
             </w:r>
           </w:p>
         </w:tc>
@@ -6625,7 +6733,7 @@
                 <w:i w:val="0"/>
                 <w:sz w:val="19"/>
               </w:rPr>
-              <w:t>Ask 'Have you got a favourite day?' and count hands for each day on the board.</w:t>
+              <w:t>Ask 'Do you have a favorite day?' and count hands for each day on the board.</w:t>
             </w:r>
           </w:p>
         </w:tc>
@@ -6730,7 +6838,7 @@
                 <w:i w:val="0"/>
                 <w:sz w:val="19"/>
               </w:rPr>
-              <w:t>Timetable bingo</w:t>
+              <w:t>Schedule bingo</w:t>
             </w:r>
             <w:r>
               <w:rPr>
@@ -6739,7 +6847,7 @@
                 <w:i w:val="0"/>
                 <w:sz w:val="19"/>
               </w:rPr>
-              <w:t>: pupils write five day-subject pairs; you call pairs, they cross them out.</w:t>
+              <w:t>: students write five day-subject pairs; you call pairs, they cross them out.</w:t>
             </w:r>
           </w:p>
         </w:tc>
@@ -6842,7 +6950,7 @@
                 <w:i w:val="0"/>
                 <w:sz w:val="19"/>
               </w:rPr>
-              <w:t>Pre-listening: read the instructions and look at the picture. Play the audio twice — first for gist (who likes which day), then to complete the timetable.</w:t>
+              <w:t>Pre-listening: read the instructions and look at the picture. Play the audio twice — first for gist (who likes which day), then to complete the schedule.</w:t>
             </w:r>
           </w:p>
         </w:tc>
@@ -6947,7 +7055,7 @@
                 <w:i w:val="0"/>
                 <w:sz w:val="19"/>
               </w:rPr>
-              <w:t>Check answers in pairs, then with the class. Pupils read Anna's timetable (Worksheet B, exercise B) again and find the busiest day.</w:t>
+              <w:t>Check answers in pairs, then with the class. Students read Anna's schedule (Worksheet B, exercise B) again and find the busiest day.</w:t>
             </w:r>
           </w:p>
         </w:tc>
@@ -7050,7 +7158,7 @@
                 <w:i w:val="0"/>
                 <w:sz w:val="19"/>
               </w:rPr>
-              <w:t>Writing: pupils write four sentences about their favourite school day using the help box. Volunteers read aloud.</w:t>
+              <w:t>Writing: students write four sentences about their favorite school day using the help box. Volunteers read aloud.</w:t>
             </w:r>
           </w:p>
         </w:tc>
@@ -7155,7 +7263,7 @@
                 <w:i w:val="0"/>
                 <w:sz w:val="19"/>
               </w:rPr>
-              <w:t>Graph the favourite days on the board and say 'Friday is our class favourite.' Homework.</w:t>
+              <w:t>Graph the favorite days on the board and say 'Friday is our class favorite.' Homework.</w:t>
             </w:r>
           </w:p>
         </w:tc>
@@ -7212,7 +7320,7 @@
           <w:i w:val="0"/>
           <w:sz w:val="22"/>
         </w:rPr>
-        <w:t xml:space="preserve"> Finish the text; draw your timetable for one day.</w:t>
+        <w:t xml:space="preserve"> Finish the text; draw your schedule for one day.</w:t>
       </w:r>
     </w:p>
     <w:p>
@@ -7235,7 +7343,7 @@
           <w:i w:val="0"/>
           <w:sz w:val="22"/>
         </w:rPr>
-        <w:t xml:space="preserve"> Collect five texts: check on + day, subjects and 've got.</w:t>
+        <w:t xml:space="preserve"> Collect five texts: check on + day, subjects and I have.</w:t>
       </w:r>
     </w:p>
     <w:tbl>
@@ -7298,7 +7406,7 @@
                 <w:i w:val="0"/>
                 <w:sz w:val="22"/>
               </w:rPr>
-              <w:t>Support: provide a half-filled timetable. Extension: add 'because it's …' (oral).</w:t>
+              <w:t>Support: provide a half-filled schedule. Extension: add 'because it's …' (oral).</w:t>
             </w:r>
           </w:p>
         </w:tc>
@@ -7419,7 +7527,7 @@
                 <w:i w:val="0"/>
                 <w:sz w:val="20"/>
               </w:rPr>
-              <w:t xml:space="preserve">  (by the end of the lesson pupils can…)</w:t>
+              <w:t xml:space="preserve">  (by the end of the lesson students can…)</w:t>
             </w:r>
           </w:p>
         </w:tc>
@@ -7468,7 +7576,7 @@
                 <w:i w:val="0"/>
                 <w:sz w:val="20"/>
               </w:rPr>
-              <w:t>• pronounce /əʊ/ in goat, snow, boat, road</w:t>
+              <w:t>• pronounce /oʊ/ in goat, snow, boat, road</w:t>
             </w:r>
           </w:p>
         </w:tc>
@@ -7532,7 +7640,7 @@
                 <w:i w:val="0"/>
                 <w:sz w:val="20"/>
               </w:rPr>
-              <w:t>• Sound: oa / ow → /əʊ/ (goats, snow, boat)</w:t>
+              <w:t>• Sound: oa / ow → /oʊ/ (goats, snow, boat)</w:t>
             </w:r>
           </w:p>
         </w:tc>
@@ -7985,7 +8093,7 @@
                 <w:i w:val="0"/>
                 <w:sz w:val="19"/>
               </w:rPr>
-              <w:t xml:space="preserve"> Hold up a sign and a place flashcard; pupils say 'The library is open!'</w:t>
+              <w:t xml:space="preserve"> Hold up a sign and a place flashcard; students say 'The library is open!'</w:t>
             </w:r>
           </w:p>
         </w:tc>
@@ -8088,7 +8196,7 @@
                 <w:i w:val="0"/>
                 <w:sz w:val="19"/>
               </w:rPr>
-              <w:t>Story: predict from pictures, listen, answer 'What problem have they got? How do they solve it?' Discuss 'resourceful' (finding a clever way to solve a problem) in Uzbek and English.</w:t>
+              <w:t>Story: predict from pictures, listen, answer 'What problem do they have? How do they solve it?' Discuss 'resourceful' (finding a clever way to solve a problem) in Uzbek and English.</w:t>
             </w:r>
           </w:p>
         </w:tc>
@@ -8193,7 +8301,7 @@
                 <w:i w:val="0"/>
                 <w:sz w:val="19"/>
               </w:rPr>
-              <w:t>Talk time: model the question and answers, practise in open and closed pairs with the signs. Say it!: listen, repeat, brainstorm more oa / ow words.</w:t>
+              <w:t>Talk time: model the question and answers, practice in open and closed pairs with the signs. Say it!: listen, repeat, brainstorm more oa / ow words.</w:t>
             </w:r>
           </w:p>
         </w:tc>
@@ -8305,7 +8413,7 @@
                 <w:i w:val="0"/>
                 <w:sz w:val="19"/>
               </w:rPr>
-              <w:t>: pairs create a timetable for three places (library, shop, gym) and role-play asking if they are open.</w:t>
+              <w:t>: pairs create a schedule for three places (library, store, gym) and role-play asking if they are open.</w:t>
             </w:r>
           </w:p>
         </w:tc>
@@ -8467,7 +8575,7 @@
           <w:i w:val="0"/>
           <w:sz w:val="22"/>
         </w:rPr>
-        <w:t xml:space="preserve"> Activity Book story page; ask at home when a local shop is open.</w:t>
+        <w:t xml:space="preserve"> Workbook story page; ask at home when a local store is open.</w:t>
       </w:r>
     </w:p>
     <w:p>
@@ -8553,7 +8661,7 @@
                 <w:i w:val="0"/>
                 <w:sz w:val="22"/>
               </w:rPr>
-              <w:t>/əʊ/ diftongi — 'o' + 'u' ga yaqin; 'snow' ni 'snou' deb mashq qiling.</w:t>
+              <w:t>/oʊ/ diftongi — 'o' + 'u' ga yaqin; 'snow' ni 'snou' deb mashq qiling.</w:t>
             </w:r>
           </w:p>
         </w:tc>
@@ -8674,7 +8782,7 @@
                 <w:i w:val="0"/>
                 <w:sz w:val="20"/>
               </w:rPr>
-              <w:t xml:space="preserve">  (by the end of the lesson pupils can…)</w:t>
+              <w:t xml:space="preserve">  (by the end of the lesson students can…)</w:t>
             </w:r>
           </w:p>
         </w:tc>
@@ -8839,7 +8947,7 @@
                 <w:i w:val="0"/>
                 <w:sz w:val="20"/>
               </w:rPr>
-              <w:t>• animal pictures (owl, bat, rabbit, tortoise…)</w:t>
+              <w:t>• animal pictures (owl, bat, rabbit, turtle…)</w:t>
             </w:r>
             <w:r>
               <w:br/>
@@ -9228,7 +9336,7 @@
                 <w:i w:val="0"/>
                 <w:sz w:val="19"/>
               </w:rPr>
-              <w:t xml:space="preserve"> Show animal pictures; pupils stand (day) or sit (night) for each.</w:t>
+              <w:t xml:space="preserve"> Show animal pictures; students stand (day) or sit (night) for each.</w:t>
             </w:r>
           </w:p>
         </w:tc>
@@ -9436,7 +9544,7 @@
                 <w:i w:val="0"/>
                 <w:sz w:val="19"/>
               </w:rPr>
-              <w:t>Student's Book CLIL activities; pupils complete their own Day | Night table.</w:t>
+              <w:t>Student's Book CLIL activities; students complete their own Day | Night table.</w:t>
             </w:r>
           </w:p>
         </w:tc>
@@ -9820,7 +9928,7 @@
           <w:color w:val="1B6CA8"/>
           <w:sz w:val="28"/>
         </w:rPr>
-        <w:t>Lesson 7: Unit 3 revision and quiz</w:t>
+        <w:t>Lesson 7: Unit 3 review and quiz</w:t>
       </w:r>
     </w:p>
     <w:tbl>
@@ -9881,7 +9989,7 @@
                 <w:i w:val="0"/>
                 <w:sz w:val="20"/>
               </w:rPr>
-              <w:t>Revision of Unit 3; quick quiz</w:t>
+              <w:t>Review of Unit 3; quick quiz</w:t>
             </w:r>
           </w:p>
         </w:tc>
@@ -9917,7 +10025,7 @@
                 <w:i w:val="0"/>
                 <w:sz w:val="20"/>
               </w:rPr>
-              <w:t xml:space="preserve">  (by the end of the lesson pupils can…)</w:t>
+              <w:t xml:space="preserve">  (by the end of the lesson students can…)</w:t>
             </w:r>
           </w:p>
         </w:tc>
@@ -9942,7 +10050,7 @@
                 <w:i w:val="0"/>
                 <w:sz w:val="20"/>
               </w:rPr>
-              <w:t>• use the days, subjects and have got questions accurately</w:t>
+              <w:t>• use the days, subjects and do / does questions accurately</w:t>
             </w:r>
             <w:r>
               <w:br/>
@@ -10345,7 +10453,7 @@
                 <w:i w:val="0"/>
                 <w:sz w:val="19"/>
               </w:rPr>
-              <w:t>Greet and explain the plan: game, revision, quiz.</w:t>
+              <w:t>Greet and explain the plan: game, review, quiz.</w:t>
             </w:r>
           </w:p>
         </w:tc>
@@ -10562,7 +10670,7 @@
                 <w:i w:val="0"/>
                 <w:sz w:val="19"/>
               </w:rPr>
-              <w:t>Mind-map on the board: days, subjects, have got questions and short answers.</w:t>
+              <w:t>Mind-map on the board: days, subjects, do / does questions and short answers.</w:t>
             </w:r>
           </w:p>
         </w:tc>
@@ -11018,7 +11126,7 @@
                 <w:i w:val="0"/>
                 <w:sz w:val="22"/>
               </w:rPr>
-              <w:t>Weak pupils: read instructions aloud. Extension: write a timetable for an imaginary school.</w:t>
+              <w:t>Weak students: read instructions aloud. Extension: write a schedule for an imaginary school.</w:t>
             </w:r>
           </w:p>
         </w:tc>
